--- a/projects/15_reign_predators_office/Vigloo AI Drama Proposal_REIGN - THE PREDATOR'S OFFICE.docx
+++ b/projects/15_reign_predators_office/Vigloo AI Drama Proposal_REIGN - THE PREDATOR'S OFFICE.docx
@@ -1654,7 +1654,7 @@
                 <w:rFonts w:ascii="Malgun Gothic" w:hAnsi="Malgun Gothic" w:eastAsia="Malgun Gothic"/>
                 <w:sz w:val="20"/>
               </w:rPr>
-              <w:t>전략기획팀장. 화려하고 날카로운 고양이상, 큰 키와 풍만한 몸매를 타이트한 셔츠와 슬랙스, 하이힐로 조인 — 몸매 좋은 개싸가지 냉미녀 상사다. 1년 전에는 민우의 직속 상사로, 최도혁의 사주를 받아 민우의 해고를 직접 집행하고 그의 기획안을 가로채 팀장 자리를 지켰다. 하청업체 세 곳에서 억대 뒷돈을 차명계좌로 받아 왔고, 훔친 기획안으로 밀어붙인 사업이 터뜨린 위약금 500억 사고를 혼자 숨기고 있다.</w:t>
+              <w:t>전략기획팀장. 타이트한 셔츠와 슬랙스, 하이힐로 조여 입고 복도를 울리며 다니는 개싸가지 상사다. 1년 전에는 민우의 직속 상사로, 최도혁의 사주를 받아 민우의 해고를 직접 집행하고 그의 기획안을 가로채 팀장 자리를 지켰다. 하청업체 세 곳에서 억대 뒷돈을 차명계좌로 받아 왔고, 훔친 기획안으로 밀어붙인 사업이 터뜨린 위약금 500억 사고를 혼자 숨기고 있다.</w:t>
             </w:r>
           </w:p>
           <w:p>
@@ -1938,7 +1938,7 @@
                 <w:rFonts w:ascii="Malgun Gothic" w:hAnsi="Malgun Gothic" w:eastAsia="Malgun Gothic"/>
                 <w:sz w:val="20"/>
               </w:rPr>
-              <w:t>전략기획팀 사원. 순하고 귀여운 강아지상, 앳된 얼굴과 따로 노는 풍만한 몸매로 사내에서 제일 청순하다고 통하는 후배다. 상무 최도혁과 불륜 관계였고, 그 현장을 민우에게 들키자 관계를 덮으려고 거울 앞에서 심호흡 한 번 하고 블라우스 솔기를 찢고 쇄골을 긁어 성추행 자작극을 꾸며 민우를 매장시켰다.</w:t>
+              <w:t>전략기획팀 사원. 사내에서 제일 청순하다고 통하는 후배다. 상무 최도혁과 불륜 관계였고, 그 현장을 민우에게 들키자 관계를 덮으려고 거울 앞에서 심호흡 한 번 하고 블라우스 솔기를 찢고 쇄골을 긁어 성추행 자작극을 꾸며 민우를 매장시켰다.</w:t>
             </w:r>
           </w:p>
           <w:p>
@@ -2037,7 +2037,7 @@
                 <w:rFonts w:ascii="Malgun Gothic" w:hAnsi="Malgun Gothic" w:eastAsia="Malgun Gothic"/>
                 <w:sz w:val="20"/>
               </w:rPr>
-              <w:t>미술관 관장이자 최도혁의 아내. 우아하고 선한 인상의 성숙한 미녀로, 단정하게 올린 머리와 목까지 잠근 블라우스, 결혼반지와 절제된 향수 아래 풍만한 S라인을 감춘 청순 글래머다. 남편에게는 아내가 아니라 행사장에 세워 두는 장식품이다 — 대화가 사라진 형식적 결혼, 불만족스럽고 일방적인 잠자리, 반복되는 남편의 불륜과 아내에게만 강요되는 정숙을 오래 견뎌 왔다.</w:t>
+              <w:t>미술관 관장이자 최도혁의 아내. 단정하게 올린 머리와 목까지 잠근 블라우스, 결혼반지와 절제된 향수 — 어디 한 군데 열어 둔 데가 없는, 우아하고 선한 인상의 여자다. 남편에게는 아내가 아니라 행사장에 세워 두는 장식품이다 — 대화가 사라진 형식적 결혼, 불만족스럽고 일방적인 잠자리, 반복되는 남편의 불륜과 아내에게만 강요되는 정숙을 오래 견뎌 왔다.</w:t>
             </w:r>
           </w:p>
           <w:p>
@@ -2422,34 +2422,34 @@
                 <w:rFonts w:ascii="Malgun Gothic" w:hAnsi="Malgun Gothic" w:eastAsia="Malgun Gothic"/>
                 <w:sz w:val="20"/>
               </w:rPr>
-              <w:t>1. 단추 하나. 둘. — 8화. 눈물로 얼룩진 세아에게 민우는 "증명해 봐. 네가 쓸모 있는 인간이라는 걸." 그 이상은 말하지 않는다. 침묵 속에서 세아의 떨리는 손이 자기 블라우스 첫 단추로 올라간다. 하나. 둘. 민우는 팔짱 낀 채 무표정하게 지켜볼 뿐 — 요구하지도, 말리지도 않는다. "제 쓸모를 증... 증명할게요" 그제야 허리를 강하게 낚아채면 서류가 흩날리고, 세아의 등이 책상 위로 넘어간다. 넥타이를 느슨하게 당기며 귓가에 낮게. "오늘부터 넌, 내 거야."</w:t>
-            </w:r>
-          </w:p>
-          <w:p>
-            <w:r>
-              <w:rPr>
-                <w:rFonts w:ascii="Malgun Gothic" w:hAnsi="Malgun Gothic" w:eastAsia="Malgun Gothic"/>
-                <w:sz w:val="20"/>
-              </w:rPr>
-              <w:t>2. 커피 웅덩이 위의 무릎 — 4화에서 5화. 단추를 풀며 "내 몸이라도 원해?" 다가오는 손끝이 닿기 직전, 민우가 마시던 커피를 구두 앞에 쏟아붓는다. "닦아." 갑질이라고, 녹음하겠다고 발톱을 세우던 여자가 — 로비 CCTV 속 경찰차 두 대와 "1분 주지" 앞에서, 초침 소리가 방을 채우는 60초 끝에, 스타킹 무릎이 검게 젖어들도록 커피 웅덩이 위로 천천히 무릎을 꿇는다. "…잘못했습니다. 한 번만, 봐주세요." 웅덩이에 비친 제 일그러진 얼굴을 이를 악물고 내려다보는 눈.</w:t>
-            </w:r>
-          </w:p>
-          <w:p>
-            <w:r>
-              <w:rPr>
-                <w:rFonts w:ascii="Malgun Gothic" w:hAnsi="Malgun Gothic" w:eastAsia="Malgun Gothic"/>
-                <w:sz w:val="20"/>
-              </w:rPr>
-              <w:t>3. 태블릿 한 방 — 2화에서 3화. "네가… 네가 여기 어떻게 있어?" 발톱을 세우는 세아 앞에 민우가 커피 한 모금을 마시고 처음 입을 연다. "네가 훔친 건 파일이지, 머리가 아니거든." 태블릿이 툭 — [작성자: 강민우 / 최종 수정: 한세아], 손끝으로 넘기면 차명 계좌 입출금 내역이 끝도 없이 스크롤된다. "업무상 배임, 사기, 뇌물 수수. 징역 10년은 가뿐하겠네." 다리가 풀린 세아 위로, [고발장 전송] 버튼 위에서 까딱거리는 손가락.</w:t>
-            </w:r>
-          </w:p>
-          <w:p>
-            <w:r>
-              <w:rPr>
-                <w:rFonts w:ascii="Malgun Gothic" w:hAnsi="Malgun Gothic" w:eastAsia="Malgun Gothic"/>
-                <w:sz w:val="20"/>
-              </w:rPr>
-              <w:t>4. "읽어 봐. 오탈자 있는지." — 6화. 밤 9시부터 새벽 1시까지, 앉으라는 말을 못 들어 책상 옆에 서 있는 세아. 앞섶이 벌어지도록 몸을 기울여 커피를 놓아도 잔에 손도 안 대고, "1년 전 그 일은 제가—"에는 서류 넘기는 소리만 돌아온다. 평생 남자를 발밑에 두고 부리던 여자가 처음 겪는 완벽한 무관심에 저 남자의 시선 한 번이 간절해질 무렵 — 서류철이 툭 떨어진다. 표지에 '한세아 — 배임 혐의 고발장(초안)'. 눈도 들지 않고 한마디. "읽어 봐. 오탈자 있는지." 자기 고발장을 자기 손으로 고치게 만드는 남자.</w:t>
+              <w:t>1. 단추 하나. 둘. — "증명해 봐. 네가 쓸모 있는 인간이라는 걸." 한마디에 시킨 사람도 없이 올라가는 세아의 손, 단추 하나. 둘. 그리고 책상 위에서 귓가에 박히는 "오늘부터 넌, 내 거야."</w:t>
+            </w:r>
+          </w:p>
+          <w:p>
+            <w:r>
+              <w:rPr>
+                <w:rFonts w:ascii="Malgun Gothic" w:hAnsi="Malgun Gothic" w:eastAsia="Malgun Gothic"/>
+                <w:sz w:val="20"/>
+              </w:rPr>
+              <w:t>2. 커피 웅덩이 위의 무릎 — "내 몸이라도 원해?" 하던 여자의 구두 앞에 쏟아지는 커피와 "닦아.", 경찰차 두 대와 "1분 주지", 초침 소리 60초 끝에 검게 젖는 스타킹 무릎.</w:t>
+            </w:r>
+          </w:p>
+          <w:p>
+            <w:r>
+              <w:rPr>
+                <w:rFonts w:ascii="Malgun Gothic" w:hAnsi="Malgun Gothic" w:eastAsia="Malgun Gothic"/>
+                <w:sz w:val="20"/>
+              </w:rPr>
+              <w:t>3. 태블릿 한 방 — "네가 훔친 건 파일이지, 머리가 아니거든."에 이어 [작성자: 강민우 / 최종 수정: 한세아], 끝없이 스크롤되는 차명 계좌 내역, [고발장 전송] 버튼 위에서 까딱거리는 손가락.</w:t>
+            </w:r>
+          </w:p>
+          <w:p>
+            <w:r>
+              <w:rPr>
+                <w:rFonts w:ascii="Malgun Gothic" w:hAnsi="Malgun Gothic" w:eastAsia="Malgun Gothic"/>
+                <w:sz w:val="20"/>
+              </w:rPr>
+              <w:t>4. 자기 고발장 교정 — 밤샘 대기 끝에 툭 떨어지는 서류철 '한세아 — 배임 혐의 고발장(초안)', 눈도 들지 않는 "읽어 봐. 오탈자 있는지."</w:t>
             </w:r>
           </w:p>
         </w:tc>
@@ -2628,34 +2628,34 @@
                 <w:rFonts w:ascii="Malgun Gothic" w:hAnsi="Malgun Gothic" w:eastAsia="Malgun Gothic"/>
                 <w:sz w:val="20"/>
               </w:rPr>
-              <w:t>1. 1화 몰락 오프닝 — 비상계단 철문 틈으로 최도혁과 채은의 불륜을 목격한 죄로 시작되는 굴욕의 풀코스. 채은이 거울 앞에서 심호흡 한 번 하고 자기 손으로 블라우스 솔기를 찢고 쇄골을 긁어 "강 선배가… 강 선배가 저를…!" 울며 뛰쳐나오는 자작극, 세아가 해고 통보서를 얼굴에 집어던지며 "이깟 쓰레기 하나 치우는 데 무슨 이유가 필요해?" 사원증을 구두 굽으로 짓이기는 처형식, 그리고 폭우 속 진흙탕에 무릎 꿇은 민우가 피눈물 고인 눈으로 정면을 응시하는 엔딩까지 — 전부 1화 한 회에 담긴다. 이후 전부가 이 빚의 회수다.</w:t>
-            </w:r>
-          </w:p>
-          <w:p>
-            <w:r>
-              <w:rPr>
-                <w:rFonts w:ascii="Malgun Gothic" w:hAnsi="Malgun Gothic" w:eastAsia="Malgun Gothic"/>
-                <w:sz w:val="20"/>
-              </w:rPr>
-              <w:t>2. 2화 재회 반전 — 위약금 500억을 혼자 숨긴 세아가 마지막 동아줄인 사모펀드 '새 대표' 앞에서 "늙은이 하나 홀리면 끝나" 다짐하고 90도로 허리를 꺾는다. "대표님, 뵙게 되어 영광—" 고개를 든 순간, 상석에서 다리를 꼬고 내려다보는 남자는 1년 전 자신이 쓰레기처럼 짓밟은 강민우다. "오랜만이네, 한세아 팀장." 갑과 을이 통째로 뒤집히는 이 한 컷이 작품의 심장이다.</w:t>
-            </w:r>
-          </w:p>
-          <w:p>
-            <w:r>
-              <w:rPr>
-                <w:rFonts w:ascii="Malgun Gothic" w:hAnsi="Malgun Gothic" w:eastAsia="Malgun Gothic"/>
-                <w:sz w:val="20"/>
-              </w:rPr>
-              <w:t>3. 무료 8화의 수위 계단 — 4화, 블라우스 첫 단추를 풀며 "내 몸이라도 원해?" 다가오는 색기 어필. 5화, 스타킹 무릎이 검게 젖어들도록 커피 웅덩이 위에 꿇리는 무릎. 6화, 밤샘 대기 끝에 저 남자의 시선 한 번이 간절해지는 안달. 7화, 등 뒤에서 허리를 와락 끌어안는 뜨거운 숨결. 8화, 스스로 풀리는 단추 하나. 둘. 그리고 책상 위로 낚아채이는 허리. 무료 8화가 이 순서로 매화 한 계단씩 반드시 올라간다 — 어느 화를 끊어 봐도, 세아가 그 화에서 새로 벗은 자존심 한 겹이 그 화의 정점으로 남는다.</w:t>
-            </w:r>
-          </w:p>
-          <w:p>
-            <w:r>
-              <w:rPr>
-                <w:rFonts w:ascii="Malgun Gothic" w:hAnsi="Malgun Gothic" w:eastAsia="Malgun Gothic"/>
-                <w:sz w:val="20"/>
-              </w:rPr>
-              <w:t>4. 유료 구간의 결말 — 인수 공표 후 채은이 청순 가면 그대로 다시 접근하면서 세아와 채은의 발밑 서열 전쟁이 열리고, 위기를 눈치챈 최도혁은 1년 전과 똑같은 수법, 자작극과 뒤집어씌우기로 역습하다 제 무덤을 판다. 자작극의 전모가 폭로되며 최도혁은 감옥으로 가고, 들통난 채은은 몰락하는 대신 사내 정보를 물어다 바치는 공범이 된다. 아내 윤서희는 남편을 파는 거래가 끝나기도 전에 늙은 남편에겐 없던 열에 달아올라 결혼반지를 낀 채 민우와 한탕을 저지르고, 남편이 감옥으로 간 뒤에도 민우 곁을 떠나지 않는다. 세아는 끝내 민우의 여자가 되고, 민우는 처음부터 끝까지 단 한 번도 지지 않는다.</w:t>
+              <w:t>1. 1화 안에 누명의 전 과정 — 채은이 자기 손으로 블라우스를 찢는 자작극, 세아의 기획안 탈취와 해고 통보, 폭우 속 진흙탕에 무릎 꿇은 민우의 피눈물.</w:t>
+            </w:r>
+          </w:p>
+          <w:p>
+            <w:r>
+              <w:rPr>
+                <w:rFonts w:ascii="Malgun Gothic" w:hAnsi="Malgun Gothic" w:eastAsia="Malgun Gothic"/>
+                <w:sz w:val="20"/>
+              </w:rPr>
+              <w:t>2. 2화, 파산 위기의 세아 앞에 투자사 새 대표로 나타나는 민우 — "오랜만이네, 한세아 팀장."</w:t>
+            </w:r>
+          </w:p>
+          <w:p>
+            <w:r>
+              <w:rPr>
+                <w:rFonts w:ascii="Malgun Gothic" w:hAnsi="Malgun Gothic" w:eastAsia="Malgun Gothic"/>
+                <w:sz w:val="20"/>
+              </w:rPr>
+              <w:t>3. 무료 8화의 수위 계단 — 4화 "내 몸이라도 원해?", 5화 커피 웅덩이 위 무릎, 6화 밤샘 대기의 안달, 7화 등 뒤 포옹, 8화 스스로 푸는 단추와 "오늘부터 넌, 내 거야."</w:t>
+            </w:r>
+          </w:p>
+          <w:p>
+            <w:r>
+              <w:rPr>
+                <w:rFonts w:ascii="Malgun Gothic" w:hAnsi="Malgun Gothic" w:eastAsia="Malgun Gothic"/>
+                <w:sz w:val="20"/>
+              </w:rPr>
+              <w:t>4. 유료 구간 — 채은의 재접근과 세아와의 서열 전쟁, 서희와 거래 중의 한탕, 최도혁의 자작극 역습과 감옥행, 그리고 세 여자 전부를 가지는 민우.</w:t>
             </w:r>
           </w:p>
         </w:tc>
@@ -2707,43 +2707,43 @@
                 <w:rFonts w:ascii="Malgun Gothic" w:hAnsi="Malgun Gothic" w:eastAsia="Malgun Gothic"/>
                 <w:sz w:val="20"/>
               </w:rPr>
-              <w:t>1. 민우가 지거나 흔들리는 전개 금지 — 그의 아픔은 1화 진흙탕의 피눈물로 끝났다. 이후로는 위기도, 역전당함도, 지난 상처를 곱씹는 순간도 없이 마지막 화까지 완성형 포식자다.</w:t>
-            </w:r>
-          </w:p>
-          <w:p>
-            <w:r>
-              <w:rPr>
-                <w:rFonts w:ascii="Malgun Gothic" w:hAnsi="Malgun Gothic" w:eastAsia="Malgun Gothic"/>
-                <w:sz w:val="20"/>
-              </w:rPr>
-              <w:t>2. 민우가 먼저 몸이나 복종을 요구하는 전개 금지 — 그가 하는 건 커피를 쏟고 "닦아" 한마디 던지는 판정과 완벽한 무관심뿐이다. 무릎도 단추도 여자가 스스로 꿇고 스스로 푼 뒤에야 허리를 낚아챈다. 그가 조르는 순간, 스스로 기어오게 만드는 남자라는 이 작품의 상품이 깨진다.</w:t>
-            </w:r>
-          </w:p>
-          <w:p>
-            <w:r>
-              <w:rPr>
-                <w:rFonts w:ascii="Malgun Gothic" w:hAnsi="Malgun Gothic" w:eastAsia="Malgun Gothic"/>
-                <w:sz w:val="20"/>
-              </w:rPr>
-              <w:t>3. 자작극의 범인과 배후를 관객에게 숨기는 미스터리 구성 금지 — 관객은 1화에서 자작극의 전 과정과 그 뒤의 최도혁까지 전부 보고 시작하고, 모르는 건 극중 인물들뿐이다. 재미는 '누가 범인인가'가 아니라 '언제 터지나'다.</w:t>
-            </w:r>
-          </w:p>
-          <w:p>
-            <w:r>
-              <w:rPr>
-                <w:rFonts w:ascii="Malgun Gothic" w:hAnsi="Malgun Gothic" w:eastAsia="Malgun Gothic"/>
-                <w:sz w:val="20"/>
-              </w:rPr>
-              <w:t>4. 채은과 최도혁을 무료 8화에 다시 등장시키는 전개 금지 — 두 사람은 1화에서 죄만 저지르고 사라져, 아무것도 모른 채 태연한 얼굴로 유료 구간의 폭탄으로 남아 있어야 한다. 무료 8화는 세아 하나가 무너지는 이야기다.</w:t>
-            </w:r>
-          </w:p>
-          <w:p>
-            <w:r>
-              <w:rPr>
-                <w:rFonts w:ascii="Malgun Gothic" w:hAnsi="Malgun Gothic" w:eastAsia="Malgun Gothic"/>
-                <w:sz w:val="20"/>
-              </w:rPr>
-              <w:t>5. 사건을 어렵게 만드는 전개 금지 — 민우가 쥔 것은 '회사를 살릴 돈'과 '전원을 감옥에 보낼 증거' 둘뿐이고, 판결은 늘 서류 한 장과 한마디로 난다. 계약 조항이나 금융 용어를 설명하는 장면 자체를 만들지 마라 — 서류가 나오면 다음 컷은 설명이 아니라, 그 서류 앞에서 사색이 되는 여자의 얼굴이다.</w:t>
+              <w:t>1. 민우가 지거나 몰리거나 아파하는 전개 금지 — 약한 모습은 1화 진흙탕이 마지막.</w:t>
+            </w:r>
+          </w:p>
+          <w:p>
+            <w:r>
+              <w:rPr>
+                <w:rFonts w:ascii="Malgun Gothic" w:hAnsi="Malgun Gothic" w:eastAsia="Malgun Gothic"/>
+                <w:sz w:val="20"/>
+              </w:rPr>
+              <w:t>2. 민우가 먼저 몸이나 복종을 요구하는 전개 금지 — 꿇는 것도 벗는 것도 여자가 먼저.</w:t>
+            </w:r>
+          </w:p>
+          <w:p>
+            <w:r>
+              <w:rPr>
+                <w:rFonts w:ascii="Malgun Gothic" w:hAnsi="Malgun Gothic" w:eastAsia="Malgun Gothic"/>
+                <w:sz w:val="20"/>
+              </w:rPr>
+              <w:t>3. 자작극의 범인과 배후를 관객에게 숨기는 미스터리 구성 금지 — 관객은 1화에서 전부 보고 시작.</w:t>
+            </w:r>
+          </w:p>
+          <w:p>
+            <w:r>
+              <w:rPr>
+                <w:rFonts w:ascii="Malgun Gothic" w:hAnsi="Malgun Gothic" w:eastAsia="Malgun Gothic"/>
+                <w:sz w:val="20"/>
+              </w:rPr>
+              <w:t>4. 채은·최도혁·서희의 무료 8화 등장 금지 — 무료 8화는 세아 단독.</w:t>
+            </w:r>
+          </w:p>
+          <w:p>
+            <w:r>
+              <w:rPr>
+                <w:rFonts w:ascii="Malgun Gothic" w:hAnsi="Malgun Gothic" w:eastAsia="Malgun Gothic"/>
+                <w:sz w:val="20"/>
+              </w:rPr>
+              <w:t>5. 계약·금융 설명 장면 금지 — 숫자는 '500억', '징역 10년' 한 줄로 끝.</w:t>
             </w:r>
           </w:p>
         </w:tc>
